--- a/submission/02_配套文档/docx/开发说明书.docx
+++ b/submission/02_配套文档/docx/开发说明书.docx
@@ -61,7 +61,7 @@
           <w:color w:val="666666"/>
           <w:sz w:val="21"/>
         </w:rPr>
-        <w:t>中国软件杯 A3 赛题 · 基于大模型的个性化资源生成与学习多智能体系统开发</w:t>
+        <w:t>2026 福建高校「火山杯」Agent 创新大赛 · 参赛作品</w:t>
       </w:r>
     </w:p>
     <w:p>
@@ -92,7 +92,7 @@
           <w:color w:val="1A1A2E"/>
           <w:sz w:val="21"/>
         </w:rPr>
-        <w:t>文档版本：v2.0    日期：2026-07-20</w:t>
+        <w:t>文档版本：v2.1    日期：2026-09-19</w:t>
       </w:r>
     </w:p>
     <w:p>
@@ -162,7 +162,7 @@
           <w:color w:val="666666"/>
           <w:sz w:val="20"/>
         </w:rPr>
-        <w:t>第十五届中国软件杯 A3 赛题</w:t>
+        <w:t>2026 福建高校「火山杯」Agent 创新大赛 参赛作品</w:t>
       </w:r>
       <w:r>
         <w:br/>
@@ -175,7 +175,7 @@
           <w:color w:val="666666"/>
           <w:sz w:val="20"/>
         </w:rPr>
-        <w:t>基于大模型的个性化资源生成与学习多智能体系统开发</w:t>
+        <w:t>基于大模型的个性化资源生成与学习多智能体系统</w:t>
       </w:r>
       <w:r>
         <w:br/>
@@ -214,7 +214,23 @@
           <w:color w:val="666666"/>
           <w:sz w:val="20"/>
         </w:rPr>
-        <w:t>版本：v2.0 | 2026-07-20</w:t>
+        <w:t>版本：v2.0 | 2026-07-20（2026-09-19 对齐火山杯参赛口径与代码真值）</w:t>
+      </w:r>
+      <w:r>
+        <w:br/>
+      </w:r>
+      <w:r>
+        <w:br/>
+      </w:r>
+      <w:r>
+        <w:rPr>
+          <w:rFonts w:ascii="Calibri" w:hAnsi="Calibri" w:eastAsia="宋体"/>
+          <w:b w:val="0"/>
+          <w:i w:val="0"/>
+          <w:color w:val="666666"/>
+          <w:sz w:val="20"/>
+        </w:rPr>
+        <w:t>注：MARS-408 为本系统的技术底座代号（多智能体个性化学习系统）。本项目源于国家级大学生创新创业训练计划，参加 2026 福建高校「火山杯」Agent 创新大赛。</w:t>
       </w:r>
     </w:p>
     <w:p>
@@ -701,7 +717,7 @@
           <w:color w:val="1A1A2E"/>
           <w:sz w:val="21"/>
         </w:rPr>
-        <w:t>本项目对标第十五届中国软件杯 A3 赛题"基于大模型的个性化资源生成与学习多智能体系统开发"，完整覆盖赛题全部要求：</w:t>
+        <w:t>本项目参加 2026 福建高校「火山杯」Agent 创新大赛。系统围绕"基于大模型的个性化资源生成与学习多智能体系统"方向建设，核心能力对照如下：</w:t>
       </w:r>
     </w:p>
     <w:tbl>
@@ -739,7 +755,7 @@
                 <w:color w:val="FFFFFF"/>
                 <w:sz w:val="20"/>
               </w:rPr>
-              <w:t>赛题要求</w:t>
+              <w:t>能力要求</w:t>
             </w:r>
           </w:p>
         </w:tc>
@@ -814,7 +830,7 @@
                 <w:color w:val="1A1A2E"/>
                 <w:sz w:val="19"/>
               </w:rPr>
-              <w:t>核心① 对话式画像构建（≥6维度）</w:t>
+              <w:t>对话式画像构建（≥6维度）</w:t>
             </w:r>
           </w:p>
         </w:tc>
@@ -900,7 +916,7 @@
                 <w:color w:val="1A1A2E"/>
                 <w:sz w:val="19"/>
               </w:rPr>
-              <w:t>核心② 多智能体资源生成（≥5种）</w:t>
+              <w:t>多智能体资源生成（≥5种）</w:t>
             </w:r>
           </w:p>
         </w:tc>
@@ -977,7 +993,7 @@
                 <w:color w:val="1A1A2E"/>
                 <w:sz w:val="19"/>
               </w:rPr>
-              <w:t>核心③ 个性化学习路径与推送</w:t>
+              <w:t>个性化学习路径与推送</w:t>
             </w:r>
           </w:p>
         </w:tc>
@@ -998,7 +1014,7 @@
                 <w:color w:val="1A1A2E"/>
                 <w:sz w:val="19"/>
               </w:rPr>
-              <w:t>613 节点知识图谱 + 8 维画像驱动</w:t>
+              <w:t>86 节点知识图谱 + 82 条先修依赖边 + 8 维画像驱动</w:t>
             </w:r>
           </w:p>
         </w:tc>
@@ -1063,7 +1079,7 @@
                 <w:color w:val="1A1A2E"/>
                 <w:sz w:val="19"/>
               </w:rPr>
-              <w:t>加分④ 智能辅导</w:t>
+              <w:t>智能辅导</w:t>
             </w:r>
           </w:p>
         </w:tc>
@@ -1150,7 +1166,7 @@
                 <w:color w:val="1A1A2E"/>
                 <w:sz w:val="19"/>
               </w:rPr>
-              <w:t>加分⑤ 学习效果评估闭环</w:t>
+              <w:t>学习效果评估闭环</w:t>
             </w:r>
           </w:p>
         </w:tc>
@@ -1236,7 +1252,7 @@
                 <w:color w:val="1A1A2E"/>
                 <w:sz w:val="19"/>
               </w:rPr>
-              <w:t>非功能① UI 规范</w:t>
+              <w:t>UI 规范</w:t>
             </w:r>
           </w:p>
         </w:tc>
@@ -1313,7 +1329,7 @@
                 <w:color w:val="1A1A2E"/>
                 <w:sz w:val="19"/>
               </w:rPr>
-              <w:t>非功能② 防幻觉</w:t>
+              <w:t>防幻觉</w:t>
             </w:r>
           </w:p>
         </w:tc>
@@ -1379,7 +1395,7 @@
                 <w:color w:val="1A1A2E"/>
                 <w:sz w:val="19"/>
               </w:rPr>
-              <w:t>非功能③ 性能</w:t>
+              <w:t>性能</w:t>
             </w:r>
           </w:p>
         </w:tc>
@@ -1466,7 +1482,7 @@
                 <w:color w:val="1A1A2E"/>
                 <w:sz w:val="19"/>
               </w:rPr>
-              <w:t>非功能④ 合规标注</w:t>
+              <w:t>合规标注</w:t>
             </w:r>
           </w:p>
         </w:tc>
@@ -1829,7 +1845,7 @@
                 <w:color w:val="1A1A2E"/>
                 <w:sz w:val="19"/>
               </w:rPr>
-              <w:t>613 节点知识图谱 + 609 条先修关系边 + 610 行知识点依赖规则引擎</w:t>
+              <w:t>86 节点知识图谱 + 82 条先修关系边 + 648 行知识点依赖规则引擎</w:t>
             </w:r>
           </w:p>
         </w:tc>
@@ -4463,7 +4479,7 @@
           <w:color w:val="1A1A2E"/>
           <w:sz w:val="21"/>
         </w:rPr>
-        <w:t>（TTI 图片生成 / 图片理解 / 聚合搜索 / 智能 PPT / 数字人视频 / 文本纠错 / 公文校对 / 文本合规 / 角色模拟 / 智能简历）+ 星火 X2 大模型，通过正规渠道接入，遵守讯飞开放平台服务协议。TTS 语音合成采用本地开源 MeloTTS 方案。</w:t>
+        <w:t>（TTI 图片生成 / 图片理解 / 聚合搜索 / 智能 PPT / 数字人视频 / 文本纠错 / 公文校对 / 文本合规 / 角色模拟 / 智能简历）+ 星火大模型（generalv3.5），通过正规渠道接入，遵守讯飞开放平台服务协议。TTS 语音合成采用本地开源 MeloTTS 方案。</w:t>
       </w:r>
     </w:p>
     <w:p>
@@ -4572,7 +4588,7 @@
                 <w:color w:val="1A1A2E"/>
                 <w:sz w:val="19"/>
               </w:rPr>
-              <w:t>AtomCode (DeepSeek)</w:t>
+              <w:t>Trae (字节跳动)</w:t>
             </w:r>
           </w:p>
         </w:tc>
@@ -4593,7 +4609,7 @@
                 <w:color w:val="1A1A2E"/>
                 <w:sz w:val="19"/>
               </w:rPr>
-              <w:t>代码生成、审查、重构</w:t>
+              <w:t>代码生成、界面搭建、调试排错</w:t>
             </w:r>
           </w:p>
         </w:tc>
@@ -4617,7 +4633,7 @@
                 <w:color w:val="1A1A2E"/>
                 <w:sz w:val="19"/>
               </w:rPr>
-              <w:t>Claude Code (Anthropic)</w:t>
+              <w:t>AtomCode (DeepSeek)</w:t>
             </w:r>
           </w:p>
         </w:tc>
@@ -4625,6 +4641,50 @@
           <w:tcPr>
             <w:tcW w:type="dxa" w:w="4759"/>
             <w:shd w:val="clear" w:color="auto" w:fill="F4F2FA"/>
+          </w:tcPr>
+          <w:p>
+            <w:pPr>
+              <w:spacing w:after="40" w:before="40"/>
+            </w:pPr>
+            <w:r/>
+            <w:r>
+              <w:rPr>
+                <w:rFonts w:ascii="Calibri" w:hAnsi="Calibri" w:eastAsia="宋体"/>
+                <w:b w:val="0"/>
+                <w:i w:val="0"/>
+                <w:color w:val="1A1A2E"/>
+                <w:sz w:val="19"/>
+              </w:rPr>
+              <w:t>代码生成、审查、重构</w:t>
+            </w:r>
+          </w:p>
+        </w:tc>
+      </w:tr>
+      <w:tr>
+        <w:tc>
+          <w:tcPr>
+            <w:tcW w:type="dxa" w:w="4759"/>
+          </w:tcPr>
+          <w:p>
+            <w:pPr>
+              <w:spacing w:after="40" w:before="40"/>
+            </w:pPr>
+            <w:r/>
+            <w:r>
+              <w:rPr>
+                <w:rFonts w:ascii="Calibri" w:hAnsi="Calibri" w:eastAsia="宋体"/>
+                <w:b w:val="0"/>
+                <w:i w:val="0"/>
+                <w:color w:val="1A1A2E"/>
+                <w:sz w:val="19"/>
+              </w:rPr>
+              <w:t>Claude Code (Anthropic)</w:t>
+            </w:r>
+          </w:p>
+        </w:tc>
+        <w:tc>
+          <w:tcPr>
+            <w:tcW w:type="dxa" w:w="4759"/>
           </w:tcPr>
           <w:p>
             <w:pPr>
@@ -4809,7 +4869,7 @@
           <w:color w:val="2D2D3A"/>
           <w:sz w:val="18"/>
         </w:rPr>
-        <w:t>│                       API 网关层 (FastAPI 35 模块)                    │</w:t>
+        <w:t>│                       API 网关层 (FastAPI 43 模块)                    │</w:t>
         <w:br/>
       </w:r>
       <w:r>
@@ -4897,7 +4957,7 @@
           <w:color w:val="2D2D3A"/>
           <w:sz w:val="18"/>
         </w:rPr>
-        <w:t>│                  多智能体协同层 (LangGraph 10 节点)                   │</w:t>
+        <w:t>│                  多智能体协同层 (LangGraph 11 节点)                   │</w:t>
         <w:br/>
       </w:r>
       <w:r>
@@ -4919,7 +4979,7 @@
           <w:color w:val="2D2D3A"/>
           <w:sz w:val="18"/>
         </w:rPr>
-        <w:t>│  Coordinator → Diagnostician → Planner → Retriever                  │</w:t>
+        <w:t>│  Triage → Coordinator → Diagnostician → Planner → Retriever         │</w:t>
         <w:br/>
       </w:r>
       <w:r>
@@ -5150,7 +5210,7 @@
           <w:color w:val="2D2D3A"/>
           <w:sz w:val="18"/>
         </w:rPr>
-        <w:t>│  │ / SQLite  │  │  缓存    │  │ 向量数据库 │  │ (613节点/609边)   │   │</w:t>
+        <w:t>│  │ / SQLite  │  │  缓存    │  │ 向量数据库 │  │ (86节点/82边)     │   │</w:t>
         <w:br/>
       </w:r>
       <w:r>
@@ -5676,7 +5736,7 @@
         <w:pStyle w:val="Heading3"/>
       </w:pPr>
       <w:r>
-        <w:t>5.2 10 节点 Agent 流水线</w:t>
+        <w:t>5.2 11 节点 Agent 流水线</w:t>
       </w:r>
     </w:p>
     <w:tbl>
@@ -5837,7 +5897,7 @@
                 <w:color w:val="1A1A2E"/>
                 <w:sz w:val="19"/>
               </w:rPr>
-              <w:t>Coordinator</w:t>
+              <w:t>Triage</w:t>
             </w:r>
           </w:p>
         </w:tc>
@@ -5858,7 +5918,7 @@
                 <w:color w:val="C53AE8"/>
                 <w:sz w:val="18"/>
               </w:rPr>
-              <w:t>agents/coordinator.py</w:t>
+              <w:t>agents/triage.py</w:t>
             </w:r>
           </w:p>
         </w:tc>
@@ -5879,7 +5939,7 @@
                 <w:color w:val="1A1A2E"/>
                 <w:sz w:val="19"/>
               </w:rPr>
-              <w:t>全局协调，解析用户意图，分配任务</w:t>
+              <w:t>请求分诊，零 LLM 成本分类与 low 短路快路径</w:t>
             </w:r>
           </w:p>
         </w:tc>
@@ -5925,7 +5985,7 @@
                 <w:color w:val="1A1A2E"/>
                 <w:sz w:val="19"/>
               </w:rPr>
-              <w:t>Diagnostician</w:t>
+              <w:t>Coordinator</w:t>
             </w:r>
           </w:p>
         </w:tc>
@@ -5947,7 +6007,7 @@
                 <w:color w:val="C53AE8"/>
                 <w:sz w:val="18"/>
               </w:rPr>
-              <w:t>agents/diagnostician.py</w:t>
+              <w:t>agents/coordinator.py</w:t>
             </w:r>
           </w:p>
         </w:tc>
@@ -5969,7 +6029,7 @@
                 <w:color w:val="1A1A2E"/>
                 <w:sz w:val="19"/>
               </w:rPr>
-              <w:t>学情诊断，分析学生画像，识别薄弱点</w:t>
+              <w:t>全局协调，解析用户意图，分配任务</w:t>
             </w:r>
           </w:p>
         </w:tc>
@@ -6013,7 +6073,7 @@
                 <w:color w:val="1A1A2E"/>
                 <w:sz w:val="19"/>
               </w:rPr>
-              <w:t>Planner</w:t>
+              <w:t>Diagnostician</w:t>
             </w:r>
           </w:p>
         </w:tc>
@@ -6034,7 +6094,7 @@
                 <w:color w:val="C53AE8"/>
                 <w:sz w:val="18"/>
               </w:rPr>
-              <w:t>agents/planner.py</w:t>
+              <w:t>agents/diagnostician.py</w:t>
             </w:r>
           </w:p>
         </w:tc>
@@ -6055,7 +6115,7 @@
                 <w:color w:val="1A1A2E"/>
                 <w:sz w:val="19"/>
               </w:rPr>
-              <w:t>任务规划，拆解学习目标为子任务</w:t>
+              <w:t>学情诊断，分析学生画像，识别薄弱点</w:t>
             </w:r>
           </w:p>
         </w:tc>
@@ -6101,7 +6161,7 @@
                 <w:color w:val="1A1A2E"/>
                 <w:sz w:val="19"/>
               </w:rPr>
-              <w:t>Retriever</w:t>
+              <w:t>Planner</w:t>
             </w:r>
           </w:p>
         </w:tc>
@@ -6123,7 +6183,7 @@
                 <w:color w:val="C53AE8"/>
                 <w:sz w:val="18"/>
               </w:rPr>
-              <w:t>agents/retriever.py</w:t>
+              <w:t>agents/planner.py</w:t>
             </w:r>
           </w:p>
         </w:tc>
@@ -6145,7 +6205,7 @@
                 <w:color w:val="1A1A2E"/>
                 <w:sz w:val="19"/>
               </w:rPr>
-              <w:t>FrugalRAG 知识检索，获取相关教学资料</w:t>
+              <w:t>任务规划，拆解学习目标为子任务</w:t>
             </w:r>
           </w:p>
         </w:tc>
@@ -6189,7 +6249,7 @@
                 <w:color w:val="1A1A2E"/>
                 <w:sz w:val="19"/>
               </w:rPr>
-              <w:t>Generator Cluster</w:t>
+              <w:t>Retriever</w:t>
             </w:r>
           </w:p>
         </w:tc>
@@ -6210,7 +6270,7 @@
                 <w:color w:val="C53AE8"/>
                 <w:sz w:val="18"/>
               </w:rPr>
-              <w:t>agents/generator_cluster.py</w:t>
+              <w:t>agents/retriever.py</w:t>
             </w:r>
           </w:p>
         </w:tc>
@@ -6231,7 +6291,7 @@
                 <w:color w:val="1A1A2E"/>
                 <w:sz w:val="19"/>
               </w:rPr>
-              <w:t>7 个子 Agent 并行生成教学资源</w:t>
+              <w:t>FrugalRAG 知识检索，获取相关教学资料</w:t>
             </w:r>
           </w:p>
         </w:tc>
@@ -6277,7 +6337,7 @@
                 <w:color w:val="1A1A2E"/>
                 <w:sz w:val="19"/>
               </w:rPr>
-              <w:t>Assessor</w:t>
+              <w:t>Generator Cluster</w:t>
             </w:r>
           </w:p>
         </w:tc>
@@ -6299,7 +6359,7 @@
                 <w:color w:val="C53AE8"/>
                 <w:sz w:val="18"/>
               </w:rPr>
-              <w:t>agents/assessor.py</w:t>
+              <w:t>agents/generator_cluster.py</w:t>
             </w:r>
           </w:p>
         </w:tc>
@@ -6321,7 +6381,7 @@
                 <w:color w:val="1A1A2E"/>
                 <w:sz w:val="19"/>
               </w:rPr>
-              <w:t>评估反馈，对生成结果进行质量评分</w:t>
+              <w:t>7 个子 Agent 并行生成教学资源</w:t>
             </w:r>
           </w:p>
         </w:tc>
@@ -6365,7 +6425,7 @@
                 <w:color w:val="1A1A2E"/>
                 <w:sz w:val="19"/>
               </w:rPr>
-              <w:t>Critic</w:t>
+              <w:t>Assessor</w:t>
             </w:r>
           </w:p>
         </w:tc>
@@ -6386,7 +6446,7 @@
                 <w:color w:val="C53AE8"/>
                 <w:sz w:val="18"/>
               </w:rPr>
-              <w:t>agents/critic.py</w:t>
+              <w:t>agents/assessor.py</w:t>
             </w:r>
           </w:p>
         </w:tc>
@@ -6407,7 +6467,7 @@
                 <w:color w:val="1A1A2E"/>
                 <w:sz w:val="19"/>
               </w:rPr>
-              <w:t>质量审阅，事实核查 + 敏感词过滤</w:t>
+              <w:t>评估反馈，对生成结果进行质量评分</w:t>
             </w:r>
           </w:p>
         </w:tc>
@@ -6453,7 +6513,7 @@
                 <w:color w:val="1A1A2E"/>
                 <w:sz w:val="19"/>
               </w:rPr>
-              <w:t>Evidence Check</w:t>
+              <w:t>Critic</w:t>
             </w:r>
           </w:p>
         </w:tc>
@@ -6475,7 +6535,7 @@
                 <w:color w:val="C53AE8"/>
                 <w:sz w:val="18"/>
               </w:rPr>
-              <w:t>agents/evidence_check.py</w:t>
+              <w:t>agents/critic.py</w:t>
             </w:r>
           </w:p>
         </w:tc>
@@ -6497,7 +6557,7 @@
                 <w:color w:val="1A1A2E"/>
                 <w:sz w:val="19"/>
               </w:rPr>
-              <w:t>证据校验，知识一致性 + 矛盾检测</w:t>
+              <w:t>质量审阅，事实核查 + 敏感词过滤</w:t>
             </w:r>
           </w:p>
         </w:tc>
@@ -6541,7 +6601,7 @@
                 <w:color w:val="1A1A2E"/>
                 <w:sz w:val="19"/>
               </w:rPr>
-              <w:t>Quality Gate</w:t>
+              <w:t>Evidence Check</w:t>
             </w:r>
           </w:p>
         </w:tc>
@@ -6562,7 +6622,7 @@
                 <w:color w:val="C53AE8"/>
                 <w:sz w:val="18"/>
               </w:rPr>
-              <w:t>agents/quality_gate.py</w:t>
+              <w:t>agents/evidence_check.py</w:t>
             </w:r>
           </w:p>
         </w:tc>
@@ -6583,7 +6643,7 @@
                 <w:color w:val="1A1A2E"/>
                 <w:sz w:val="19"/>
               </w:rPr>
-              <w:t>产物验收闸门，硬性阻断不合格产物</w:t>
+              <w:t>证据校验，知识一致性 + 矛盾检测</w:t>
             </w:r>
           </w:p>
         </w:tc>
@@ -6629,7 +6689,7 @@
                 <w:color w:val="1A1A2E"/>
                 <w:sz w:val="19"/>
               </w:rPr>
-              <w:t>PathPlanner</w:t>
+              <w:t>Quality Gate</w:t>
             </w:r>
           </w:p>
         </w:tc>
@@ -6651,7 +6711,7 @@
                 <w:color w:val="C53AE8"/>
                 <w:sz w:val="18"/>
               </w:rPr>
-              <w:t>agents/path_planner.py</w:t>
+              <w:t>agents/quality_gate.py</w:t>
             </w:r>
           </w:p>
         </w:tc>
@@ -6659,6 +6719,92 @@
           <w:tcPr>
             <w:tcW w:type="dxa" w:w="2379"/>
             <w:shd w:val="clear" w:color="auto" w:fill="F4F2FA"/>
+          </w:tcPr>
+          <w:p>
+            <w:pPr>
+              <w:spacing w:after="40" w:before="40"/>
+            </w:pPr>
+            <w:r/>
+            <w:r>
+              <w:rPr>
+                <w:rFonts w:ascii="Calibri" w:hAnsi="Calibri" w:eastAsia="宋体"/>
+                <w:b w:val="0"/>
+                <w:i w:val="0"/>
+                <w:color w:val="1A1A2E"/>
+                <w:sz w:val="19"/>
+              </w:rPr>
+              <w:t>产物验收闸门，硬性阻断不合格产物</w:t>
+            </w:r>
+          </w:p>
+        </w:tc>
+      </w:tr>
+      <w:tr>
+        <w:tc>
+          <w:tcPr>
+            <w:tcW w:type="dxa" w:w="2379"/>
+          </w:tcPr>
+          <w:p>
+            <w:pPr>
+              <w:spacing w:after="40" w:before="40"/>
+            </w:pPr>
+            <w:r/>
+            <w:r>
+              <w:rPr>
+                <w:rFonts w:ascii="Calibri" w:hAnsi="Calibri" w:eastAsia="宋体"/>
+                <w:b w:val="0"/>
+                <w:i w:val="0"/>
+                <w:color w:val="1A1A2E"/>
+                <w:sz w:val="19"/>
+              </w:rPr>
+              <w:t>11</w:t>
+            </w:r>
+          </w:p>
+        </w:tc>
+        <w:tc>
+          <w:tcPr>
+            <w:tcW w:type="dxa" w:w="2379"/>
+          </w:tcPr>
+          <w:p>
+            <w:pPr>
+              <w:spacing w:after="40" w:before="40"/>
+            </w:pPr>
+            <w:r/>
+            <w:r>
+              <w:rPr>
+                <w:rFonts w:ascii="Calibri" w:hAnsi="Calibri" w:eastAsia="宋体"/>
+                <w:b w:val="0"/>
+                <w:i w:val="0"/>
+                <w:color w:val="1A1A2E"/>
+                <w:sz w:val="19"/>
+              </w:rPr>
+              <w:t>PathPlanner</w:t>
+            </w:r>
+          </w:p>
+        </w:tc>
+        <w:tc>
+          <w:tcPr>
+            <w:tcW w:type="dxa" w:w="2379"/>
+          </w:tcPr>
+          <w:p>
+            <w:pPr>
+              <w:spacing w:after="40" w:before="40"/>
+            </w:pPr>
+            <w:r/>
+            <w:r>
+              <w:rPr>
+                <w:rFonts w:ascii="Consolas" w:hAnsi="Consolas" w:eastAsia="Consolas"/>
+                <w:b w:val="0"/>
+                <w:i w:val="0"/>
+                <w:color w:val="C53AE8"/>
+                <w:sz w:val="18"/>
+              </w:rPr>
+              <w:t>agents/path_planner.py</w:t>
+            </w:r>
+          </w:p>
+        </w:tc>
+        <w:tc>
+          <w:tcPr>
+            <w:tcW w:type="dxa" w:w="2379"/>
           </w:tcPr>
           <w:p>
             <w:pPr>
@@ -7790,7 +7936,7 @@
                 <w:color w:val="1A1A2E"/>
                 <w:sz w:val="19"/>
               </w:rPr>
-              <w:t>FastAPI 入口，35 路由挂载</w:t>
+              <w:t>FastAPI 入口，43 路由模块挂载</w:t>
             </w:r>
           </w:p>
         </w:tc>
@@ -7923,7 +8069,7 @@
                 <w:color w:val="1A1A2E"/>
                 <w:sz w:val="19"/>
               </w:rPr>
-              <w:t>LangGraph 10 节点 StateGraph + 条件边</w:t>
+              <w:t>LangGraph 11 节点 StateGraph + 条件边</w:t>
             </w:r>
           </w:p>
         </w:tc>
@@ -9160,7 +9306,7 @@
                 <w:color w:val="1A1A2E"/>
                 <w:sz w:val="19"/>
               </w:rPr>
-              <w:t>408 教学业务规则引擎（610 行）</w:t>
+              <w:t>408 教学业务规则引擎（648 行）</w:t>
             </w:r>
           </w:p>
         </w:tc>
@@ -9181,7 +9327,7 @@
                 <w:color w:val="1A1A2E"/>
                 <w:sz w:val="19"/>
               </w:rPr>
-              <w:t>~610</w:t>
+              <w:t>~648</w:t>
             </w:r>
           </w:p>
         </w:tc>
@@ -9626,7 +9772,7 @@
                 <w:color w:val="1A1A2E"/>
                 <w:sz w:val="19"/>
               </w:rPr>
-              <w:t>35 个路由模块</w:t>
+              <w:t>43 个路由模块</w:t>
             </w:r>
           </w:p>
         </w:tc>
@@ -10220,7 +10366,7 @@
                 <w:color w:val="1A1A2E"/>
                 <w:sz w:val="19"/>
               </w:rPr>
-              <w:t>613 节点知识图谱可视化</w:t>
+              <w:t>86 节点知识图谱可视化</w:t>
             </w:r>
           </w:p>
         </w:tc>
@@ -11217,7 +11363,7 @@
           <w:color w:val="666666"/>
           <w:sz w:val="18"/>
         </w:rPr>
-        <w:t>图3 知识图谱（613 节点可视化）</w:t>
+        <w:t>图3 知识图谱（86 节点可视化）</w:t>
       </w:r>
     </w:p>
     <w:p>
@@ -12328,7 +12474,7 @@
           <w:color w:val="1A1A2E"/>
           <w:sz w:val="21"/>
         </w:rPr>
-        <w:t>35 个 API 路由模块</w:t>
+        <w:t>43 个 API 路由模块</w:t>
       </w:r>
       <w:r>
         <w:rPr>
@@ -12378,7 +12524,7 @@
           <w:color w:val="1A1A2E"/>
           <w:sz w:val="21"/>
         </w:rPr>
-        <w:t xml:space="preserve"> 下，包含 100+ 个端点，97.8% 认证覆盖率。</w:t>
+        <w:t xml:space="preserve"> 下，包含 451 个端点，97.8% 认证覆盖率。</w:t>
       </w:r>
     </w:p>
     <w:p>
@@ -12742,7 +12888,7 @@
                 <w:color w:val="1A1A2E"/>
                 <w:sz w:val="19"/>
               </w:rPr>
-              <w:t>LangGraph 10 节点 SSE 流式</w:t>
+              <w:t>LangGraph 11 节点 SSE 流式</w:t>
             </w:r>
           </w:p>
         </w:tc>
@@ -13008,7 +13154,7 @@
                 <w:color w:val="1A1A2E"/>
                 <w:sz w:val="19"/>
               </w:rPr>
-              <w:t>613 节点知识图谱</w:t>
+              <w:t>86 节点知识图谱</w:t>
             </w:r>
           </w:p>
         </w:tc>
@@ -15107,7 +15253,7 @@
           <w:color w:val="1A1A2E"/>
           <w:sz w:val="21"/>
         </w:rPr>
-        <w:t>：610 行 408 知识点依赖图，校验 Agent 分配是否符合教学逻辑</w:t>
+        <w:t>：648 行 408 知识点依赖图，校验 Agent 分配是否符合教学逻辑</w:t>
       </w:r>
     </w:p>
     <w:p>
@@ -15176,7 +15322,7 @@
           <w:color w:val="1A1A2E"/>
           <w:sz w:val="21"/>
         </w:rPr>
-        <w:t>（610 行），覆盖 408 四科：</w:t>
+        <w:t>（648 行），覆盖 408 四科：</w:t>
       </w:r>
     </w:p>
     <w:p>
@@ -15763,7 +15909,7 @@
                 <w:color w:val="1A1A2E"/>
                 <w:sz w:val="19"/>
               </w:rPr>
-              <w:t>33</w:t>
+              <w:t>114</w:t>
             </w:r>
           </w:p>
         </w:tc>
@@ -15787,7 +15933,7 @@
                 <w:color w:val="1A1A2E"/>
                 <w:sz w:val="19"/>
               </w:rPr>
-              <w:t>测试函数数</w:t>
+              <w:t>测试用例数</w:t>
             </w:r>
           </w:p>
         </w:tc>
@@ -15809,7 +15955,7 @@
                 <w:color w:val="1A1A2E"/>
                 <w:sz w:val="19"/>
               </w:rPr>
-              <w:t>500+</w:t>
+              <w:t>1133（全量回归 915 passed / 207 skipped / 0 failed，2026-09-19）</w:t>
             </w:r>
           </w:p>
         </w:tc>
@@ -15943,7 +16089,7 @@
                 <w:color w:val="1A1A2E"/>
                 <w:sz w:val="19"/>
               </w:rPr>
-              <w:t>~30-40 秒</w:t>
+              <w:t>~4-5 分钟（Windows 本机全量）</w:t>
             </w:r>
           </w:p>
         </w:tc>
@@ -16252,7 +16398,7 @@
                 <w:color w:val="1A1A2E"/>
                 <w:sz w:val="19"/>
               </w:rPr>
-              <w:t>35 路由模块全覆盖</w:t>
+              <w:t>43 路由模块全覆盖</w:t>
             </w:r>
           </w:p>
         </w:tc>
@@ -17026,7 +17172,75 @@
                 <w:color w:val="1A1A2E"/>
                 <w:sz w:val="19"/>
               </w:rPr>
-              <w:t>全面修订：新增需求分析章节、智能体设计方法论、开源声明前置、新模块覆盖（quality_gate/achievement/ForceGraph/PortalCards）、数据全量对齐代码实际值（10 节点 / 35 路由 / 500+ 测试 / 610 行规则 / 讯飞X2 第一优先级）</w:t>
+              <w:t>全面修订：新增需求分析章节、智能体设计方法论、开源声明前置、新模块覆盖（quality_gate/achievement/ForceGraph/PortalCards）、数据全量对齐代码实际值（讯飞X2 第一优先级）</w:t>
+            </w:r>
+          </w:p>
+        </w:tc>
+      </w:tr>
+      <w:tr>
+        <w:tc>
+          <w:tcPr>
+            <w:tcW w:type="dxa" w:w="3173"/>
+            <w:shd w:val="clear" w:color="auto" w:fill="F4F2FA"/>
+          </w:tcPr>
+          <w:p>
+            <w:pPr>
+              <w:spacing w:after="40" w:before="40"/>
+            </w:pPr>
+            <w:r/>
+            <w:r>
+              <w:rPr>
+                <w:rFonts w:ascii="Calibri" w:hAnsi="Calibri" w:eastAsia="宋体"/>
+                <w:b w:val="0"/>
+                <w:i w:val="0"/>
+                <w:color w:val="1A1A2E"/>
+                <w:sz w:val="19"/>
+              </w:rPr>
+              <w:t>v2.1</w:t>
+            </w:r>
+          </w:p>
+        </w:tc>
+        <w:tc>
+          <w:tcPr>
+            <w:tcW w:type="dxa" w:w="3173"/>
+            <w:shd w:val="clear" w:color="auto" w:fill="F4F2FA"/>
+          </w:tcPr>
+          <w:p>
+            <w:pPr>
+              <w:spacing w:after="40" w:before="40"/>
+            </w:pPr>
+            <w:r/>
+            <w:r>
+              <w:rPr>
+                <w:rFonts w:ascii="Calibri" w:hAnsi="Calibri" w:eastAsia="宋体"/>
+                <w:b w:val="0"/>
+                <w:i w:val="0"/>
+                <w:color w:val="1A1A2E"/>
+                <w:sz w:val="19"/>
+              </w:rPr>
+              <w:t>2026-09-19</w:t>
+            </w:r>
+          </w:p>
+        </w:tc>
+        <w:tc>
+          <w:tcPr>
+            <w:tcW w:type="dxa" w:w="3173"/>
+            <w:shd w:val="clear" w:color="auto" w:fill="F4F2FA"/>
+          </w:tcPr>
+          <w:p>
+            <w:pPr>
+              <w:spacing w:after="40" w:before="40"/>
+            </w:pPr>
+            <w:r/>
+            <w:r>
+              <w:rPr>
+                <w:rFonts w:ascii="Calibri" w:hAnsi="Calibri" w:eastAsia="宋体"/>
+                <w:b w:val="0"/>
+                <w:i w:val="0"/>
+                <w:color w:val="1A1A2E"/>
+                <w:sz w:val="19"/>
+              </w:rPr>
+              <w:t>火山杯参赛口径统一：赛事头改为「火山杯」参赛作品、补 MARS-408 技术底座代号澄清；数字对齐代码真值——知识图谱订正为 86 节点/82 边（原 613/609 为膨胀误写）、LangGraph 节点数订正为 11（补 Triage 节点）、路由模块订正为 43（端点 451）、规则引擎行数订正为 648（原 610）；测试章节对齐全量回归口径</w:t>
             </w:r>
           </w:p>
         </w:tc>

--- a/submission/02_配套文档/docx/开发说明书.docx
+++ b/submission/02_配套文档/docx/开发说明书.docx
@@ -17299,7 +17299,7 @@
           <w:color w:val="999999"/>
           <w:sz w:val="17"/>
         </w:rPr>
-        <w:t>━ 本文档由 MARS-408 参赛团队编写，配套中国软件杯 A3 赛题提交 ━</w:t>
+        <w:t>━ 本文档由 MARS-408 参赛团队编写，2026 福建高校「火山杯」Agent 创新大赛参赛配套 ━</w:t>
       </w:r>
     </w:p>
     <w:sectPr>

--- a/submission/02_配套文档/docx/开发说明书.docx
+++ b/submission/02_配套文档/docx/开发说明书.docx
@@ -442,7 +442,7 @@
           <w:color w:val="1A1A2E"/>
           <w:sz w:val="21"/>
         </w:rPr>
-        <w:t>计算机 408 考研（数据结构、计算机网络、计算机组成原理、操作系统四门专业课）每年有数十万考生参与，但当前备考生态存在以下核心痛点：</w:t>
+        <w:t>芒得很职 是一套基于多智能体底座的个性化学习与实训平台；以计算机 408 考研（数据结构、计算机网络、计算机组成原理、操作系统四门专业课，每年数十万考生）为已落地演示学科，其备考生态存在以下核心痛点：</w:t>
       </w:r>
     </w:p>
     <w:p>
@@ -7432,7 +7432,7 @@
                 <w:color w:val="1A1A2E"/>
                 <w:sz w:val="18"/>
               </w:rPr>
-              <w:t>FastAPI 入口，244 operations / 227 paths 挂载</w:t>
+              <w:t>FastAPI 入口，245 operations / 228 paths 挂载</w:t>
             </w:r>
           </w:p>
         </w:tc>
@@ -9106,7 +9106,7 @@
                 <w:color w:val="1A1A2E"/>
                 <w:sz w:val="18"/>
               </w:rPr>
-              <w:t>44 个路由模块（244 operations / 227 paths）</w:t>
+              <w:t>44 个路由模块（245 operations / 228 paths）</w:t>
             </w:r>
           </w:p>
         </w:tc>
@@ -11773,7 +11773,7 @@
           <w:color w:val="1A1A2E"/>
           <w:sz w:val="21"/>
         </w:rPr>
-        <w:t>244 个 operations / 227 条 paths</w:t>
+        <w:t>245 个 operations / 228 条 paths</w:t>
       </w:r>
       <w:r>
         <w:rPr>
@@ -11793,7 +11793,7 @@
           <w:color w:val="1A1A2E"/>
           <w:sz w:val="21"/>
         </w:rPr>
-        <w:t>94.65%（230/243）</w:t>
+        <w:t>94.69%（232/245）</w:t>
       </w:r>
       <w:r>
         <w:rPr>
@@ -14912,7 +14912,7 @@
                 <w:color w:val="1A1A2E"/>
                 <w:sz w:val="18"/>
               </w:rPr>
-              <w:t>默认集 1389（</w:t>
+              <w:t>CI 默认档 1428 项（</w:t>
             </w:r>
             <w:r>
               <w:rPr>
@@ -14922,17 +14922,17 @@
                 <w:color w:val="1A1A2E"/>
                 <w:sz w:val="17"/>
               </w:rPr>
-              <w:t>1397 collected</w:t>
-            </w:r>
-            <w:r>
-              <w:rPr>
-                <w:rFonts w:ascii="Calibri" w:hAnsi="Calibri" w:eastAsia="宋体"/>
-                <w:b w:val="0"/>
-                <w:i w:val="0"/>
-                <w:color w:val="1A1A2E"/>
-                <w:sz w:val="18"/>
-              </w:rPr>
-              <w:t>，addopts deselect 8）；全量回归 1178 passed / 208 skipped / 3 xfailed / 0 failed</w:t>
+              <w:t>1436 collected</w:t>
+            </w:r>
+            <w:r>
+              <w:rPr>
+                <w:rFonts w:ascii="Calibri" w:hAnsi="Calibri" w:eastAsia="宋体"/>
+                <w:b w:val="0"/>
+                <w:i w:val="0"/>
+                <w:color w:val="1A1A2E"/>
+                <w:sz w:val="18"/>
+              </w:rPr>
+              <w:t>，addopts deselect 8）；1389 passed / 38 skipped / 1 xfailed / 0 failed</w:t>
             </w:r>
           </w:p>
         </w:tc>
@@ -15333,7 +15333,7 @@
                 <w:color w:val="1A1A2E"/>
                 <w:sz w:val="18"/>
               </w:rPr>
-              <w:t>244 operations / 227 paths 全覆盖</w:t>
+              <w:t>245 operations / 228 paths 全覆盖</w:t>
             </w:r>
           </w:p>
         </w:tc>
@@ -16220,7 +16220,7 @@
                 <w:color w:val="1A1A2E"/>
                 <w:sz w:val="18"/>
               </w:rPr>
-              <w:t>244 operations / 227 paths</w:t>
+              <w:t>245 operations / 228 paths</w:t>
             </w:r>
             <w:r>
               <w:rPr>
@@ -16260,7 +16260,7 @@
                 <w:color w:val="1A1A2E"/>
                 <w:sz w:val="18"/>
               </w:rPr>
-              <w:t>94.65%（230/243）</w:t>
+              <w:t>94.69%（232/245）</w:t>
             </w:r>
             <w:r>
               <w:rPr>
@@ -16280,7 +16280,7 @@
                 <w:color w:val="1A1A2E"/>
                 <w:sz w:val="18"/>
               </w:rPr>
-              <w:t>默认集 1389 项 / 1178 passed / 208 skipped / 3 xfailed / 0 failed</w:t>
+              <w:t>CI 默认档 1428 项 / 1389 passed / 38 skipped / 1 xfailed / 0 failed</w:t>
             </w:r>
             <w:r>
               <w:rPr>

--- a/submission/02_配套文档/docx/开发说明书.docx
+++ b/submission/02_配套文档/docx/开发说明书.docx
@@ -11773,7 +11773,7 @@
           <w:color w:val="1A1A2E"/>
           <w:sz w:val="21"/>
         </w:rPr>
-        <w:t>245 个 operations / 228 条 paths</w:t>
+        <w:t>261 个 operations / 243 条 paths</w:t>
       </w:r>
       <w:r>
         <w:rPr>
@@ -11793,7 +11793,7 @@
           <w:color w:val="1A1A2E"/>
           <w:sz w:val="21"/>
         </w:rPr>
-        <w:t>94.69%（232/245）</w:t>
+        <w:t>95.02%（248/261）</w:t>
       </w:r>
       <w:r>
         <w:rPr>
@@ -14912,7 +14912,7 @@
                 <w:color w:val="1A1A2E"/>
                 <w:sz w:val="18"/>
               </w:rPr>
-              <w:t>CI 默认档 1428 项（</w:t>
+              <w:t>CI 默认档 1732 项（</w:t>
             </w:r>
             <w:r>
               <w:rPr>
@@ -14922,17 +14922,17 @@
                 <w:color w:val="1A1A2E"/>
                 <w:sz w:val="17"/>
               </w:rPr>
-              <w:t>1436 collected</w:t>
-            </w:r>
-            <w:r>
-              <w:rPr>
-                <w:rFonts w:ascii="Calibri" w:hAnsi="Calibri" w:eastAsia="宋体"/>
-                <w:b w:val="0"/>
-                <w:i w:val="0"/>
-                <w:color w:val="1A1A2E"/>
-                <w:sz w:val="18"/>
-              </w:rPr>
-              <w:t>，addopts deselect 8）；1389 passed / 38 skipped / 1 xfailed / 0 failed</w:t>
+              <w:t>约 1741 collected</w:t>
+            </w:r>
+            <w:r>
+              <w:rPr>
+                <w:rFonts w:ascii="Calibri" w:hAnsi="Calibri" w:eastAsia="宋体"/>
+                <w:b w:val="0"/>
+                <w:i w:val="0"/>
+                <w:color w:val="1A1A2E"/>
+                <w:sz w:val="18"/>
+              </w:rPr>
+              <w:t>，addopts deselect 9）；1693 passed / 38 skipped / 1 xfailed / 0 failed</w:t>
             </w:r>
           </w:p>
         </w:tc>

--- a/submission/02_配套文档/docx/开发说明书.docx
+++ b/submission/02_配套文档/docx/开发说明书.docx
@@ -2417,7 +2417,7 @@
                 <w:color w:val="1A1A2E"/>
                 <w:sz w:val="18"/>
               </w:rPr>
-              <w:t>讯飞星火 X2（第一优先级）+ DeepSeek（降级）+ Qwen2.5（备用）</w:t>
+              <w:t>讯飞星火 X2（第一优先级）+ DeepSeek（降级）+ Qwen（备用）+ 智谱 GLM（兜底）</w:t>
             </w:r>
           </w:p>
         </w:tc>
@@ -3519,7 +3519,7 @@
                 <w:color w:val="1A1A2E"/>
                 <w:sz w:val="18"/>
               </w:rPr>
-              <w:t>Qwen2.5</w:t>
+              <w:t>Qwen</w:t>
             </w:r>
           </w:p>
         </w:tc>
@@ -4852,7 +4852,7 @@
           <w:color w:val="1A1A2E"/>
           <w:sz w:val="18"/>
         </w:rPr>
-        <w:t>│  │ 三通道 LLM：讯飞星火 X2（第一优先级）→ DeepSeek → Qwen2.5    │ │</w:t>
+        <w:t>│  │ 四通道 LLM：讯飞星火 X2（第一）→ DeepSeek → Qwen → GLM       │ │</w:t>
         <w:br/>
       </w:r>
       <w:r>
@@ -7494,7 +7494,7 @@
                 <w:color w:val="1A1A2E"/>
                 <w:sz w:val="18"/>
               </w:rPr>
-              <w:t>统一配置管理（三通道LLM+向量库+PG+Redis）</w:t>
+              <w:t>统一配置管理（四通道LLM+向量库+PG+Redis）</w:t>
             </w:r>
           </w:p>
         </w:tc>
@@ -8796,7 +8796,7 @@
                 <w:color w:val="1A1A2E"/>
                 <w:sz w:val="18"/>
               </w:rPr>
-              <w:t>三通道 LLM Provider（讯飞X2/DeepSeek/Qwen）</w:t>
+              <w:t>四通道 LLM Provider（讯飞X2/DeepSeek/Qwen/智谱GLM）</w:t>
             </w:r>
           </w:p>
         </w:tc>
@@ -11549,7 +11549,7 @@
           <w:color w:val="1A1A2E"/>
           <w:sz w:val="18"/>
         </w:rPr>
-        <w:t># Qwen2.5（备用通道，可选）</w:t>
+        <w:t># Qwen（备用通道，可选）</w:t>
         <w:br/>
       </w:r>
       <w:r>
@@ -14458,7 +14458,7 @@
           <w:color w:val="6C2BD9"/>
           <w:sz w:val="24"/>
         </w:rPr>
-        <w:t>9.4 三通道 LLM 路由</w:t>
+        <w:t>9.4 四通道 LLM 路由</w:t>
       </w:r>
     </w:p>
     <w:tbl>
@@ -14696,7 +14696,7 @@
                 <w:color w:val="1A1A2E"/>
                 <w:sz w:val="18"/>
               </w:rPr>
-              <w:t>Qwen2.5</w:t>
+              <w:t>Qwen</w:t>
             </w:r>
           </w:p>
         </w:tc>
@@ -14716,7 +14716,7 @@
                 <w:color w:val="1A1A2E"/>
                 <w:sz w:val="18"/>
               </w:rPr>
-              <w:t>最后回退，支持工具调用 + 流式</w:t>
+              <w:t>备用通道，支持工具调用 + 流式</w:t>
             </w:r>
           </w:p>
         </w:tc>
@@ -14735,7 +14735,7 @@
           <w:color w:val="1A1A2E"/>
           <w:sz w:val="21"/>
         </w:rPr>
-        <w:t>失败自动回退下一通道，所有 LLM 调用点全部接入。</w:t>
+        <w:t>失败自动回退下一通道（讯飞 X2 → DeepSeek → Qwen → 智谱 GLM），所有 LLM 调用点全部接入。</w:t>
       </w:r>
     </w:p>
     <w:p>

--- a/submission/02_配套文档/docx/开发说明书.docx
+++ b/submission/02_配套文档/docx/开发说明书.docx
@@ -14912,7 +14912,7 @@
                 <w:color w:val="1A1A2E"/>
                 <w:sz w:val="18"/>
               </w:rPr>
-              <w:t>CI 默认档 1732 项（</w:t>
+              <w:t>CI 默认档 1776 项（</w:t>
             </w:r>
             <w:r>
               <w:rPr>
@@ -14922,17 +14922,17 @@
                 <w:color w:val="1A1A2E"/>
                 <w:sz w:val="17"/>
               </w:rPr>
-              <w:t>约 1741 collected</w:t>
-            </w:r>
-            <w:r>
-              <w:rPr>
-                <w:rFonts w:ascii="Calibri" w:hAnsi="Calibri" w:eastAsia="宋体"/>
-                <w:b w:val="0"/>
-                <w:i w:val="0"/>
-                <w:color w:val="1A1A2E"/>
-                <w:sz w:val="18"/>
-              </w:rPr>
-              <w:t>，addopts deselect 9）；1693 passed / 38 skipped / 1 xfailed / 0 failed</w:t>
+              <w:t>约 1785 collected</w:t>
+            </w:r>
+            <w:r>
+              <w:rPr>
+                <w:rFonts w:ascii="Calibri" w:hAnsi="Calibri" w:eastAsia="宋体"/>
+                <w:b w:val="0"/>
+                <w:i w:val="0"/>
+                <w:color w:val="1A1A2E"/>
+                <w:sz w:val="18"/>
+              </w:rPr>
+              <w:t>，addopts deselect 9）；1737 passed / 38 skipped / 1 xfailed / 0 failed</w:t>
             </w:r>
           </w:p>
         </w:tc>
